--- a/public/downloads/przykladowa-praca-magisterska-stosunki-miedzynarodowe.docx
+++ b/public/downloads/przykladowa-praca-magisterska-stosunki-miedzynarodowe.docx
@@ -117,7 +117,7 @@
         <w:t xml:space="preserve">: studium przypadku polityki (case study) oparte na analizie dokumentów źródłowych (akty prawne UE, dokumenty strategiczne, oświadczenia), osadzone w ramie teoretycznej i prowadzące do oceny wraz z jej kryteriami. Prace z SM wyróżnia właśnie jawna rama teoretyczna i praca na źródłach pierwotnych — nie na doniesieniach medialnych. Niebieskie adnotacje — usuń w swojej pracy. Przykładowe ustalenia są ilustracją: zweryfikuj aktualny stan faktyczny i prawny. Pełne poradniki: praca-magisterska.pl/poradniki/</w:t>
       </w:r>
     </w:p>
-    <w:bookmarkStart w:id="20" w:name="streszczenie"/>
+    <w:bookmarkStart w:id="9" w:name="_streszczenie"/>
     <w:p>
       <w:pPr>
         <w:pStyle w:val="Heading1"/>
@@ -160,8 +160,8 @@
         <w:t xml:space="preserve">[Streszczenie pracy z SM: przedmiot, cel, TEZA, rama teoretyczna, materiał źródłowy i główny wniosek. Zwróć uwagę na rozróżnienie typów celów polityki — precyzja pojęciowa jest w SM oceniana na równi z materiałem.]</w:t>
       </w:r>
     </w:p>
-    <w:bookmarkEnd w:id="20"/>
-    <w:bookmarkStart w:id="21" w:name="spis-treści"/>
+    <w:bookmarkEnd w:id="9"/>
+    <w:bookmarkStart w:id="10" w:name="_68349d0c7d64ae346c98bcec9a8185b5790f4f0"/>
     <w:p>
       <w:pPr>
         <w:pStyle w:val="Heading1"/>
@@ -401,8 +401,8 @@
         <w:t xml:space="preserve"> </w:t>
       </w:r>
     </w:p>
-    <w:bookmarkEnd w:id="21"/>
-    <w:bookmarkStart w:id="22" w:name="wstęp"/>
+    <w:bookmarkEnd w:id="10"/>
+    <w:bookmarkStart w:id="11" w:name="_wstęp"/>
     <w:p>
       <w:pPr>
         <w:pStyle w:val="Heading1"/>
@@ -421,10 +421,53 @@
     </w:p>
     <w:p>
       <w:pPr>
+        <w:pStyle w:val="FirstParagraph"/>
+      </w:pPr>
+      <w:r>
+        <w:t xml:space="preserve">Sankcje stały się w ostatnich dekadach podstawowym instrumentem reagowania państw zachodnich na naruszenia prawa międzynarodowego, sytuując się między dyplomacją a użyciem siły. Pakiety sankcyjne przyjmowane przez Unię Europejską wobec Federacji Rosyjskiej po lutym 2022 roku stanowią najbardziej rozbudowany reżim sankcyjny w historii UE, a zarazem przypadek testujący granice tego instrumentu: po raz pierwszy zastosowano go na taką skalę wobec gospodarki głęboko zintegrowanej z rynkami państw sankcjonujących.</w:t>
+      </w:r>
+    </w:p>
+    <w:p>
+      <w:pPr>
+        <w:pStyle w:val="Anno"/>
+      </w:pPr>
+      <w:r>
+        <w:t xml:space="preserve">[Akapit 2 — przedmiot, cel, pytania i TEZA. W pracach z SM teza jest standardem; pytania badawcze ją operacjonalizują.]</w:t>
+      </w:r>
+    </w:p>
+    <w:p>
+      <w:pPr>
         <w:pStyle w:val="BodyText"/>
       </w:pPr>
       <w:r>
-        <w:t xml:space="preserve">Sankcje stały się w ostatnich dekadach podstawowym instrumentem reagowania państw zachodnich na naruszenia prawa międzynarodowego, sytuując się między dyplomacją a użyciem siły. Pakiety sankcyjne przyjmowane przez Unię Europejską wobec Federacji Rosyjskiej po lutym 2022 roku stanowią najbardziej rozbudowany reżim sankcyjny w historii UE, a zarazem przypadek testujący granice tego instrumentu: po raz pierwszy zastosowano go na taką skalę wobec gospodarki głęboko zintegrowanej z rynkami państw sankcjonujących.</w:t>
+        <w:t xml:space="preserve">Celem pracy jest rekonstrukcja celów polityki sankcyjnej UE, systematyzacja jej instrumentów oraz ocena skuteczności. Pytania badawcze: jakie cele deklarowały instytucje UE, przyjmując kolejne pakiety? jakimi instrumentami je realizowano? w jakim stopniu cele zostały osiągnięte i co ograniczało skuteczność? W pracy postawiono tezę, że o skuteczności sankcji rozstrzyga nie dolegliwość instrumentów, lecz spójność koalicji sankcyjnej i zdolność adresata do reorientacji powiązań gospodarczych.</w:t>
+      </w:r>
+    </w:p>
+    <w:bookmarkEnd w:id="11"/>
+    <w:bookmarkStart w:id="14" w:name="_530ee2d3f13deb827ea056cee401fa20c382a16"/>
+    <w:p>
+      <w:pPr>
+        <w:pStyle w:val="Heading1"/>
+      </w:pPr>
+      <w:r>
+        <w:t xml:space="preserve">Rozdział 2. Metodologia badania</w:t>
+      </w:r>
+    </w:p>
+    <w:bookmarkStart w:id="12" w:name="_154f705bec4798abdb8eb96e333a76cf9479ea0"/>
+    <w:p>
+      <w:pPr>
+        <w:pStyle w:val="Heading2"/>
+      </w:pPr>
+      <w:r>
+        <w:t xml:space="preserve">2.2. Metoda i materiał źródłowy</w:t>
+      </w:r>
+    </w:p>
+    <w:p>
+      <w:pPr>
+        <w:pStyle w:val="FirstParagraph"/>
+      </w:pPr>
+      <w:r>
+        <w:t xml:space="preserve">W pracy zastosowano metodę studium przypadku z wykorzystaniem analizy dokumentów. Materiał źródłowy obejmuje trzy kategorie: (1) akty prawne — decyzje i rozporządzenia Rady UE ustanawiające i nowelizujące środki ograniczające, pozyskane z bazy EUR-Lex; (2) dokumenty polityczne — konkluzje Rady Europejskiej i oświadczenia wysokiego przedstawiciela, z których zrekonstruowano cele deklarowane; (3) dane statystyczne Eurostatu dotyczące wymiany handlowej UE–Rosja, wykorzystane do oceny wymiaru gospodarczego. Opracowania naukowe i raporty ośrodków analitycznych potraktowano jako literaturę przedmiotu, odróżnioną od materiału źródłowego.</w:t>
       </w:r>
     </w:p>
     <w:p>
@@ -432,90 +475,47 @@
         <w:pStyle w:val="Anno"/>
       </w:pPr>
       <w:r>
-        <w:t xml:space="preserve">[Akapit 2 — przedmiot, cel, pytania i TEZA. W pracach z SM teza jest standardem; pytania badawcze ją operacjonalizują.]</w:t>
-      </w:r>
-    </w:p>
-    <w:p>
-      <w:pPr>
-        <w:pStyle w:val="BodyText"/>
-      </w:pPr>
-      <w:r>
-        <w:t xml:space="preserve">Celem pracy jest rekonstrukcja celów polityki sankcyjnej UE, systematyzacja jej instrumentów oraz ocena skuteczności. Pytania badawcze: jakie cele deklarowały instytucje UE, przyjmując kolejne pakiety? jakimi instrumentami je realizowano? w jakim stopniu cele zostały osiągnięte i co ograniczało skuteczność? W pracy postawiono tezę, że o skuteczności sankcji rozstrzyga nie dolegliwość instrumentów, lecz spójność koalicji sankcyjnej i zdolność adresata do reorientacji powiązań gospodarczych.</w:t>
-      </w:r>
-    </w:p>
-    <w:bookmarkEnd w:id="22"/>
-    <w:bookmarkStart w:id="25" w:name="rozdział-2.-metodologia-badania"/>
+        <w:t xml:space="preserve">[Rozróżnienie ŹRÓDŁO vs OPRACOWANIE to fundament warsztatu SM: dokument Rady UE jest materiałem badawczym, artykuł naukowy o sankcjach — literaturą. Odzwierciedl ten podział także w bibliografii (osobne sekcje). Media cytuj wyjątkowo, tylko dla faktów nieudokumentowanych gdzie indziej.]</w:t>
+      </w:r>
+    </w:p>
+    <w:bookmarkEnd w:id="12"/>
+    <w:bookmarkStart w:id="13" w:name="_28921e7face34ad023c5bc0b29bcce6678dd6e4"/>
+    <w:p>
+      <w:pPr>
+        <w:pStyle w:val="Heading2"/>
+      </w:pPr>
+      <w:r>
+        <w:t xml:space="preserve">2.3. Kryteria oceny skuteczności</w:t>
+      </w:r>
+    </w:p>
+    <w:p>
+      <w:pPr>
+        <w:pStyle w:val="FirstParagraph"/>
+      </w:pPr>
+      <w:r>
+        <w:t xml:space="preserve">Skuteczność oceniano odrębnie dla trzech typów celów wyodrębnionych w rozdziale 1: celów sygnalizacyjnych (demonstracja jedności i potępienia — kryterium: spójność i tempo przyjmowania pakietów), celów przymuszających (zmiana polityki adresata — kryterium: zachowanie adresata) oraz celów osłabiających (ograniczenie zasobów — kryterium: dynamika wymiany handlowej i dochodów budżetowych adresata). Rozdzielenie kryteriów pozwala uniknąć najczęstszego błędu debat o sankcjach: oceniania wszystkich celów jedną miarą.</w:t>
+      </w:r>
+    </w:p>
+    <w:p>
+      <w:pPr>
+        <w:pStyle w:val="Anno"/>
+      </w:pPr>
+      <w:r>
+        <w:t xml:space="preserve">[Podrozdział o kryteriach oceny odróżnia analizę od publicystyki. Zanim ocenisz „czy sankcje działają”, zdefiniuj, co znaczy „działają” — osobno dla każdego typu celu.]</w:t>
+      </w:r>
+    </w:p>
+    <w:bookmarkEnd w:id="13"/>
+    <w:bookmarkEnd w:id="14"/>
+    <w:bookmarkStart w:id="16" w:name="_01c5a344bd0fb2959f66fd002213d5744b096dd"/>
     <w:p>
       <w:pPr>
         <w:pStyle w:val="Heading1"/>
       </w:pPr>
       <w:r>
-        <w:t xml:space="preserve">Rozdział 2. Metodologia badania</w:t>
-      </w:r>
-    </w:p>
-    <w:bookmarkStart w:id="23" w:name="metoda-i-materiał-źródłowy"/>
-    <w:p>
-      <w:pPr>
-        <w:pStyle w:val="Heading2"/>
-      </w:pPr>
-      <w:r>
-        <w:t xml:space="preserve">2.2. Metoda i materiał źródłowy</w:t>
-      </w:r>
-    </w:p>
-    <w:p>
-      <w:pPr>
-        <w:pStyle w:val="FirstParagraph"/>
-      </w:pPr>
-      <w:r>
-        <w:t xml:space="preserve">W pracy zastosowano metodę studium przypadku z wykorzystaniem analizy dokumentów. Materiał źródłowy obejmuje trzy kategorie: (1) akty prawne — decyzje i rozporządzenia Rady UE ustanawiające i nowelizujące środki ograniczające, pozyskane z bazy EUR-Lex; (2) dokumenty polityczne — konkluzje Rady Europejskiej i oświadczenia wysokiego przedstawiciela, z których zrekonstruowano cele deklarowane; (3) dane statystyczne Eurostatu dotyczące wymiany handlowej UE–Rosja, wykorzystane do oceny wymiaru gospodarczego. Opracowania naukowe i raporty ośrodków analitycznych potraktowano jako literaturę przedmiotu, odróżnioną od materiału źródłowego.</w:t>
-      </w:r>
-    </w:p>
-    <w:p>
-      <w:pPr>
-        <w:pStyle w:val="Anno"/>
-      </w:pPr>
-      <w:r>
-        <w:t xml:space="preserve">[Rozróżnienie ŹRÓDŁO vs OPRACOWANIE to fundament warsztatu SM: dokument Rady UE jest materiałem badawczym, artykuł naukowy o sankcjach — literaturą. Odzwierciedl ten podział także w bibliografii (osobne sekcje). Media cytuj wyjątkowo, tylko dla faktów nieudokumentowanych gdzie indziej.]</w:t>
-      </w:r>
-    </w:p>
-    <w:bookmarkEnd w:id="23"/>
-    <w:bookmarkStart w:id="24" w:name="kryteria-oceny-skuteczności"/>
-    <w:p>
-      <w:pPr>
-        <w:pStyle w:val="Heading2"/>
-      </w:pPr>
-      <w:r>
-        <w:t xml:space="preserve">2.3. Kryteria oceny skuteczności</w:t>
-      </w:r>
-    </w:p>
-    <w:p>
-      <w:pPr>
-        <w:pStyle w:val="FirstParagraph"/>
-      </w:pPr>
-      <w:r>
-        <w:t xml:space="preserve">Skuteczność oceniano odrębnie dla trzech typów celów wyodrębnionych w rozdziale 1: celów sygnalizacyjnych (demonstracja jedności i potępienia — kryterium: spójność i tempo przyjmowania pakietów), celów przymuszających (zmiana polityki adresata — kryterium: zachowanie adresata) oraz celów osłabiających (ograniczenie zasobów — kryterium: dynamika wymiany handlowej i dochodów budżetowych adresata). Rozdzielenie kryteriów pozwala uniknąć najczęstszego błędu debat o sankcjach: oceniania wszystkich celów jedną miarą.</w:t>
-      </w:r>
-    </w:p>
-    <w:p>
-      <w:pPr>
-        <w:pStyle w:val="Anno"/>
-      </w:pPr>
-      <w:r>
-        <w:t xml:space="preserve">[Podrozdział o kryteriach oceny odróżnia analizę od publicystyki. Zanim ocenisz „czy sankcje działają”, zdefiniuj, co znaczy „działają” — osobno dla każdego typu celu.]</w:t>
-      </w:r>
-    </w:p>
-    <w:bookmarkEnd w:id="24"/>
-    <w:bookmarkEnd w:id="25"/>
-    <w:bookmarkStart w:id="27" w:name="X01c5a344bd0fb2959f66fd002213d5744b096dd"/>
-    <w:p>
-      <w:pPr>
-        <w:pStyle w:val="Heading1"/>
-      </w:pPr>
-      <w:r>
         <w:t xml:space="preserve">Rozdział 4. Ocena skuteczności — cele deklarowane a rezultaty</w:t>
       </w:r>
     </w:p>
-    <w:bookmarkStart w:id="26" w:name="wymiar-gospodarczy-i-przymuszający"/>
+    <w:bookmarkStart w:id="15" w:name="_5d1e77717d5a4c12691f61c1b2ed1d9a3e50209"/>
     <w:p>
       <w:pPr>
         <w:pStyle w:val="Heading2"/>
@@ -696,9 +696,9 @@
         <w:t xml:space="preserve">[Tabela ocen według kryteriów z podrozdziału 2.3 — domknięcie konstrukcji pracy. Każda ocena musi mieć pokrycie w materiale z rozdziałów 3–4, z przypisami do konkretnych dokumentów i danych.]</w:t>
       </w:r>
     </w:p>
-    <w:bookmarkEnd w:id="26"/>
-    <w:bookmarkEnd w:id="27"/>
-    <w:bookmarkStart w:id="28" w:name="zakończenie"/>
+    <w:bookmarkEnd w:id="15"/>
+    <w:bookmarkEnd w:id="16"/>
+    <w:bookmarkStart w:id="17" w:name="_zakończenie"/>
     <w:p>
       <w:pPr>
         <w:pStyle w:val="Heading1"/>
@@ -717,14 +717,14 @@
     </w:p>
     <w:p>
       <w:pPr>
-        <w:pStyle w:val="BodyText"/>
+        <w:pStyle w:val="FirstParagraph"/>
       </w:pPr>
       <w:r>
         <w:t xml:space="preserve">Analiza potwierdza tezę pracy w odniesieniu do badanego okresu: skuteczność reżimu sankcyjnego okazała się funkcją spójności koalicji (wysokiej) i zdolności adaptacyjnych adresata (również wysokich), nie zaś samej rozpiętości instrumentów. Przypadek wpisuje się w ustalenia literatury o rozbieżności między sygnalizacyjną a przymuszającą funkcją sankcji. Ograniczeniem pracy jest trwający charakter analizowanego procesu — ocena dotyczy stanu na moment zamknięcia badania i może ulec zmianie wraz z ewolucją reżimu sankcyjnego.</w:t>
       </w:r>
     </w:p>
-    <w:bookmarkEnd w:id="28"/>
-    <w:bookmarkStart w:id="32" w:name="bibliografia"/>
+    <w:bookmarkEnd w:id="17"/>
+    <w:bookmarkStart w:id="22" w:name="_bibliografia"/>
     <w:p>
       <w:pPr>
         <w:pStyle w:val="Heading1"/>
@@ -895,7 +895,7 @@
     </w:p>
     <w:p>
       <w:pPr>
-        <w:pStyle w:val="BodyText"/>
+        <w:pStyle w:val="FirstParagraph"/>
       </w:pPr>
       <w:r>
         <w:t xml:space="preserve">Wzór przygotowała redakcja serwisu</w:t>
@@ -923,7 +923,7 @@
           <w:b/>
           <w:bCs/>
         </w:rPr>
-        <w:t xml:space="preserve">Smart-Edu.ai — pierwsza wersja pracy w kilka godzin, nie w kilka miesięcy</w:t>
+        <w:t xml:space="preserve">„Jak napisać pracę magisterską ze stosunków międzynarodowych” — przewodnik do tego wzoru</w:t>
       </w:r>
     </w:p>
     <w:p>
@@ -931,21 +931,21 @@
         <w:pStyle w:val="Note"/>
       </w:pPr>
       <w:r>
-        <w:t xml:space="preserve">Podajesz temat, kierunek studiów i wytyczne promotora, a sztuczna inteligencja generuje unikalny, gotowy do edycji tekst: z poprawną strukturą rozdziałów, przypisami i bibliografią. Rejestracja jest darmowa, płacisz wyłącznie za wygenerowany tekst.</w:t>
+        <w:t xml:space="preserve">Wzór pokazuje układ pracy. Przewodnik pokazuje, jak wypełnić każdy rozdział treścią: dobór metody i narzędzi, analiza wyników, typowe uwagi recenzentów. PDF + EPUB, 49 zł, dostęp od razu po płatności.</w:t>
       </w:r>
     </w:p>
     <w:p>
       <w:pPr>
         <w:pStyle w:val="Note"/>
       </w:pPr>
-      <w:hyperlink r:id="rId29">
+      <w:hyperlink r:id="rId18">
         <w:r>
           <w:rPr>
             <w:rStyle w:val="Hyperlink"/>
             <w:b/>
             <w:bCs/>
           </w:rPr>
-          <w:t xml:space="preserve">www.smart-edu.ai/pl/masters-thesis</w:t>
+          <w:t xml:space="preserve">praca-magisterska.pl/sklep/jak-napisac-prace-magisterska-ze-stosunkow-miedzynarodowych/</w:t>
         </w:r>
       </w:hyperlink>
     </w:p>
@@ -954,35 +954,50 @@
         <w:pStyle w:val="BodyText"/>
       </w:pPr>
       <w:r>
-        <w:t xml:space="preserve">Wolisz napisać pracę w pełni samodzielnie? Pomoże Ci ebook</w:t>
-      </w:r>
-      <w:r>
-        <w:t xml:space="preserve"> </w:t>
-      </w:r>
-      <w:r>
-        <w:rPr>
-          <w:b/>
-          <w:bCs/>
-        </w:rPr>
-        <w:t xml:space="preserve">„Jak napisać pracę magisterską. Kompletny przewodnik od A do Z”</w:t>
-      </w:r>
-      <w:r>
-        <w:t xml:space="preserve"> </w:t>
-      </w:r>
-      <w:r>
-        <w:t xml:space="preserve">— 250 stron praktycznych wskazówek, szablonów i checklist, z rozdziałem o etycznym korzystaniu z AI:</w:t>
-      </w:r>
-      <w:r>
-        <w:t xml:space="preserve"> </w:t>
-      </w:r>
-      <w:hyperlink r:id="rId30">
+        <w:t xml:space="preserve">Chcesz zobaczyć kompletną pracę z przypisami i bibliografią? Zajrzyj do</w:t>
+      </w:r>
+      <w:r>
+        <w:t xml:space="preserve"> </w:t>
+      </w:r>
+      <w:hyperlink r:id="rId19">
         <w:r>
           <w:rPr>
             <w:rStyle w:val="Hyperlink"/>
           </w:rPr>
-          <w:t xml:space="preserve">www.praca-magisterska.pl/sklep/praca-magisterska-ebook/</w:t>
+          <w:t xml:space="preserve">katalogu gotowych prac wzorcowych</w:t>
         </w:r>
       </w:hyperlink>
+      <w:r>
+        <w:t xml:space="preserve"> </w:t>
+      </w:r>
+      <w:r>
+        <w:t xml:space="preserve">(59 zł za pracę).</w:t>
+      </w:r>
+    </w:p>
+    <w:p>
+      <w:pPr>
+        <w:pStyle w:val="BodyText"/>
+      </w:pPr>
+      <w:r>
+        <w:t xml:space="preserve">Generator</w:t>
+      </w:r>
+      <w:r>
+        <w:t xml:space="preserve"> </w:t>
+      </w:r>
+      <w:hyperlink r:id="rId20">
+        <w:r>
+          <w:rPr>
+            <w:rStyle w:val="Hyperlink"/>
+          </w:rPr>
+          <w:t xml:space="preserve">Smart-Edu.ai</w:t>
+        </w:r>
+      </w:hyperlink>
+      <w:r>
+        <w:t xml:space="preserve"> </w:t>
+      </w:r>
+      <w:r>
+        <w:t xml:space="preserve">przygotuje pierwszą wersję tekstu z pomocą sztucznej inteligencji, jeśli wolisz zacząć od szkicu.</w:t>
+      </w:r>
     </w:p>
     <w:p>
       <w:pPr>
@@ -998,7 +1013,7 @@
       <w:r>
         <w:t xml:space="preserve"> </w:t>
       </w:r>
-      <w:hyperlink r:id="rId31">
+      <w:hyperlink r:id="rId21">
         <w:r>
           <w:rPr>
             <w:rStyle w:val="Hyperlink"/>
@@ -1009,7 +1024,7 @@
         </w:r>
       </w:hyperlink>
     </w:p>
-    <w:bookmarkEnd w:id="32"/>
+    <w:bookmarkEnd w:id="22"/>
     <w:sectPr/>
   </w:body>
 </w:document>
